--- a/eng/docx/001.content.docx
+++ b/eng/docx/001.content.docx
@@ -335,7 +335,19 @@
         <w:rPr>
           <w:lang w:val="en_US" w:bidi="en_US"/>
         </w:rPr>
-        <w:t>(Translation suggestions: How to Translate Names)</w:t>
+        <w:t xml:space="preserve">(Translation suggestions: </w:t>
+      </w:r>
+      <w:r>
+        <w:rPr>
+          <w:lang w:val="en_US" w:bidi="en_US"/>
+        </w:rPr>
+        <w:t>How to Translate Names</w:t>
+      </w:r>
+      <w:r>
+        <w:rPr>
+          <w:lang w:val="en_US" w:bidi="en_US"/>
+        </w:rPr>
+        <w:t>)</w:t>
       </w:r>
       <w:r>
         <w:rPr>
@@ -1006,7 +1018,19 @@
         <w:rPr>
           <w:lang w:val="en_US" w:bidi="en_US"/>
         </w:rPr>
-        <w:t>(Translation suggestions: How to Translate Names)</w:t>
+        <w:t xml:space="preserve">(Translation suggestions: </w:t>
+      </w:r>
+      <w:r>
+        <w:rPr>
+          <w:lang w:val="en_US" w:bidi="en_US"/>
+        </w:rPr>
+        <w:t>How to Translate Names</w:t>
+      </w:r>
+      <w:r>
+        <w:rPr>
+          <w:lang w:val="en_US" w:bidi="en_US"/>
+        </w:rPr>
+        <w:t>)</w:t>
       </w:r>
       <w:r>
         <w:rPr>
@@ -1871,7 +1895,19 @@
         <w:rPr>
           <w:lang w:val="en_US" w:bidi="en_US"/>
         </w:rPr>
-        <w:t>(Translation suggestions: Translate Names)</w:t>
+        <w:t xml:space="preserve">(Translation suggestions: </w:t>
+      </w:r>
+      <w:r>
+        <w:rPr>
+          <w:lang w:val="en_US" w:bidi="en_US"/>
+        </w:rPr>
+        <w:t>Translate Names</w:t>
+      </w:r>
+      <w:r>
+        <w:rPr>
+          <w:lang w:val="en_US" w:bidi="en_US"/>
+        </w:rPr>
+        <w:t>)</w:t>
       </w:r>
       <w:r>
         <w:rPr>
@@ -2269,7 +2305,19 @@
         <w:rPr>
           <w:lang w:val="en_US" w:bidi="en_US"/>
         </w:rPr>
-        <w:t>(Translation suggestions: How to Translate Names)</w:t>
+        <w:t xml:space="preserve">(Translation suggestions: </w:t>
+      </w:r>
+      <w:r>
+        <w:rPr>
+          <w:lang w:val="en_US" w:bidi="en_US"/>
+        </w:rPr>
+        <w:t>How to Translate Names</w:t>
+      </w:r>
+      <w:r>
+        <w:rPr>
+          <w:lang w:val="en_US" w:bidi="en_US"/>
+        </w:rPr>
+        <w:t>)</w:t>
       </w:r>
       <w:r>
         <w:rPr>
@@ -2723,7 +2771,19 @@
         <w:rPr>
           <w:lang w:val="en_US" w:bidi="en_US"/>
         </w:rPr>
-        <w:t>(Translation suggestions: How to Translate Names)</w:t>
+        <w:t xml:space="preserve">(Translation suggestions: </w:t>
+      </w:r>
+      <w:r>
+        <w:rPr>
+          <w:lang w:val="en_US" w:bidi="en_US"/>
+        </w:rPr>
+        <w:t>How to Translate Names</w:t>
+      </w:r>
+      <w:r>
+        <w:rPr>
+          <w:lang w:val="en_US" w:bidi="en_US"/>
+        </w:rPr>
+        <w:t>)</w:t>
       </w:r>
       <w:r>
         <w:rPr>
@@ -3628,7 +3688,19 @@
         <w:rPr>
           <w:lang w:val="en_US" w:bidi="en_US"/>
         </w:rPr>
-        <w:t>(Translation suggestions: Translate Names)</w:t>
+        <w:t xml:space="preserve">(Translation suggestions: </w:t>
+      </w:r>
+      <w:r>
+        <w:rPr>
+          <w:lang w:val="en_US" w:bidi="en_US"/>
+        </w:rPr>
+        <w:t>Translate Names</w:t>
+      </w:r>
+      <w:r>
+        <w:rPr>
+          <w:lang w:val="en_US" w:bidi="en_US"/>
+        </w:rPr>
+        <w:t>)</w:t>
       </w:r>
       <w:r>
         <w:rPr>
@@ -4446,7 +4518,19 @@
         <w:rPr>
           <w:lang w:val="en_US" w:bidi="en_US"/>
         </w:rPr>
-        <w:t>(Translation suggestions: How to Translate Names)</w:t>
+        <w:t xml:space="preserve">(Translation suggestions: </w:t>
+      </w:r>
+      <w:r>
+        <w:rPr>
+          <w:lang w:val="en_US" w:bidi="en_US"/>
+        </w:rPr>
+        <w:t>How to Translate Names</w:t>
+      </w:r>
+      <w:r>
+        <w:rPr>
+          <w:lang w:val="en_US" w:bidi="en_US"/>
+        </w:rPr>
+        <w:t>)</w:t>
       </w:r>
       <w:r>
         <w:rPr>
@@ -5206,7 +5290,19 @@
         <w:rPr>
           <w:lang w:val="en_US" w:bidi="en_US"/>
         </w:rPr>
-        <w:t>(See also: How to Translate Unknowns)</w:t>
+        <w:t xml:space="preserve">(See also: </w:t>
+      </w:r>
+      <w:r>
+        <w:rPr>
+          <w:lang w:val="en_US" w:bidi="en_US"/>
+        </w:rPr>
+        <w:t>How to Translate Unknowns</w:t>
+      </w:r>
+      <w:r>
+        <w:rPr>
+          <w:lang w:val="en_US" w:bidi="en_US"/>
+        </w:rPr>
+        <w:t>)</w:t>
       </w:r>
       <w:r>
         <w:rPr>
@@ -6095,7 +6191,19 @@
         <w:rPr>
           <w:lang w:val="en_US" w:bidi="en_US"/>
         </w:rPr>
-        <w:t>(Translation suggestions: How to Translate Names)</w:t>
+        <w:t xml:space="preserve">(Translation suggestions: </w:t>
+      </w:r>
+      <w:r>
+        <w:rPr>
+          <w:lang w:val="en_US" w:bidi="en_US"/>
+        </w:rPr>
+        <w:t>How to Translate Names</w:t>
+      </w:r>
+      <w:r>
+        <w:rPr>
+          <w:lang w:val="en_US" w:bidi="en_US"/>
+        </w:rPr>
+        <w:t>)</w:t>
       </w:r>
       <w:r>
         <w:rPr>
@@ -7093,7 +7201,19 @@
         <w:rPr>
           <w:lang w:val="en_US" w:bidi="en_US"/>
         </w:rPr>
-        <w:t>(Translation suggestions: How to Translate Names)</w:t>
+        <w:t xml:space="preserve">(Translation suggestions: </w:t>
+      </w:r>
+      <w:r>
+        <w:rPr>
+          <w:lang w:val="en_US" w:bidi="en_US"/>
+        </w:rPr>
+        <w:t>How to Translate Names</w:t>
+      </w:r>
+      <w:r>
+        <w:rPr>
+          <w:lang w:val="en_US" w:bidi="en_US"/>
+        </w:rPr>
+        <w:t>)</w:t>
       </w:r>
       <w:r>
         <w:rPr>
@@ -7917,7 +8037,19 @@
         <w:rPr>
           <w:lang w:val="en_US" w:bidi="en_US"/>
         </w:rPr>
-        <w:t>Some languages may have an indirect way of talking about adultery, such as “sleeping with someone else’s spouse” or “being unfaithful to one’s wife.” (See: euphemism)</w:t>
+        <w:t xml:space="preserve">Some languages may have an indirect way of talking about adultery, such as “sleeping with someone else’s spouse” or “being unfaithful to one’s wife.” (See: </w:t>
+      </w:r>
+      <w:r>
+        <w:rPr>
+          <w:lang w:val="en_US" w:bidi="en_US"/>
+        </w:rPr>
+        <w:t>euphemism</w:t>
+      </w:r>
+      <w:r>
+        <w:rPr>
+          <w:lang w:val="en_US" w:bidi="en_US"/>
+        </w:rPr>
+        <w:t>)</w:t>
       </w:r>
       <w:r>
         <w:rPr>
@@ -10340,7 +10472,19 @@
         <w:rPr>
           <w:lang w:val="en_US" w:bidi="en_US"/>
         </w:rPr>
-        <w:t>(Translation suggestions: How to Translate Names)</w:t>
+        <w:t xml:space="preserve">(Translation suggestions: </w:t>
+      </w:r>
+      <w:r>
+        <w:rPr>
+          <w:lang w:val="en_US" w:bidi="en_US"/>
+        </w:rPr>
+        <w:t>How to Translate Names</w:t>
+      </w:r>
+      <w:r>
+        <w:rPr>
+          <w:lang w:val="en_US" w:bidi="en_US"/>
+        </w:rPr>
+        <w:t>)</w:t>
       </w:r>
       <w:r>
         <w:rPr>
@@ -10916,7 +11060,19 @@
         <w:rPr>
           <w:lang w:val="en_US" w:bidi="en_US"/>
         </w:rPr>
-        <w:t>(Translation suggestions: Translate Names)</w:t>
+        <w:t xml:space="preserve">(Translation suggestions: </w:t>
+      </w:r>
+      <w:r>
+        <w:rPr>
+          <w:lang w:val="en_US" w:bidi="en_US"/>
+        </w:rPr>
+        <w:t>Translate Names</w:t>
+      </w:r>
+      <w:r>
+        <w:rPr>
+          <w:lang w:val="en_US" w:bidi="en_US"/>
+        </w:rPr>
+        <w:t>)</w:t>
       </w:r>
       <w:r>
         <w:rPr>
@@ -11278,7 +11434,19 @@
         <w:rPr>
           <w:lang w:val="en_US" w:bidi="en_US"/>
         </w:rPr>
-        <w:t>(Translation suggestions: How to Translate Names)</w:t>
+        <w:t xml:space="preserve">(Translation suggestions: </w:t>
+      </w:r>
+      <w:r>
+        <w:rPr>
+          <w:lang w:val="en_US" w:bidi="en_US"/>
+        </w:rPr>
+        <w:t>How to Translate Names</w:t>
+      </w:r>
+      <w:r>
+        <w:rPr>
+          <w:lang w:val="en_US" w:bidi="en_US"/>
+        </w:rPr>
+        <w:t>)</w:t>
       </w:r>
       <w:r>
         <w:rPr>
@@ -11684,7 +11852,19 @@
         <w:rPr>
           <w:lang w:val="en_US" w:bidi="en_US"/>
         </w:rPr>
-        <w:t>(Translation suggestions: Translate Names)</w:t>
+        <w:t xml:space="preserve">(Translation suggestions: </w:t>
+      </w:r>
+      <w:r>
+        <w:rPr>
+          <w:lang w:val="en_US" w:bidi="en_US"/>
+        </w:rPr>
+        <w:t>Translate Names</w:t>
+      </w:r>
+      <w:r>
+        <w:rPr>
+          <w:lang w:val="en_US" w:bidi="en_US"/>
+        </w:rPr>
+        <w:t>)</w:t>
       </w:r>
       <w:r>
         <w:rPr>
@@ -12103,7 +12283,19 @@
         <w:rPr>
           <w:lang w:val="en_US" w:bidi="en_US"/>
         </w:rPr>
-        <w:t>(Translation suggestions: Translate Names)</w:t>
+        <w:t xml:space="preserve">(Translation suggestions: </w:t>
+      </w:r>
+      <w:r>
+        <w:rPr>
+          <w:lang w:val="en_US" w:bidi="en_US"/>
+        </w:rPr>
+        <w:t>Translate Names</w:t>
+      </w:r>
+      <w:r>
+        <w:rPr>
+          <w:lang w:val="en_US" w:bidi="en_US"/>
+        </w:rPr>
+        <w:t>)</w:t>
       </w:r>
       <w:r>
         <w:rPr>
@@ -12452,7 +12644,19 @@
         <w:rPr>
           <w:lang w:val="en_US" w:bidi="en_US"/>
         </w:rPr>
-        <w:t>(Translation suggestions: How to Translate Names)</w:t>
+        <w:t xml:space="preserve">(Translation suggestions: </w:t>
+      </w:r>
+      <w:r>
+        <w:rPr>
+          <w:lang w:val="en_US" w:bidi="en_US"/>
+        </w:rPr>
+        <w:t>How to Translate Names</w:t>
+      </w:r>
+      <w:r>
+        <w:rPr>
+          <w:lang w:val="en_US" w:bidi="en_US"/>
+        </w:rPr>
+        <w:t>)</w:t>
       </w:r>
       <w:r>
         <w:rPr>
@@ -13769,7 +13973,19 @@
         <w:rPr>
           <w:lang w:val="en_US" w:bidi="en_US"/>
         </w:rPr>
-        <w:t>(Translation suggestions: How to Translate Names)</w:t>
+        <w:t xml:space="preserve">(Translation suggestions: </w:t>
+      </w:r>
+      <w:r>
+        <w:rPr>
+          <w:lang w:val="en_US" w:bidi="en_US"/>
+        </w:rPr>
+        <w:t>How to Translate Names</w:t>
+      </w:r>
+      <w:r>
+        <w:rPr>
+          <w:lang w:val="en_US" w:bidi="en_US"/>
+        </w:rPr>
+        <w:t>)</w:t>
       </w:r>
       <w:r>
         <w:rPr>
@@ -15141,7 +15357,19 @@
         <w:rPr>
           <w:lang w:val="en_US" w:bidi="en_US"/>
         </w:rPr>
-        <w:t>(Translation suggestions: How to Translate Names)</w:t>
+        <w:t xml:space="preserve">(Translation suggestions: </w:t>
+      </w:r>
+      <w:r>
+        <w:rPr>
+          <w:lang w:val="en_US" w:bidi="en_US"/>
+        </w:rPr>
+        <w:t>How to Translate Names</w:t>
+      </w:r>
+      <w:r>
+        <w:rPr>
+          <w:lang w:val="en_US" w:bidi="en_US"/>
+        </w:rPr>
+        <w:t>)</w:t>
       </w:r>
       <w:r>
         <w:rPr>
@@ -15385,7 +15613,19 @@
         <w:rPr>
           <w:lang w:val="en_US" w:bidi="en_US"/>
         </w:rPr>
-        <w:t>Sometimes the term “Amalek” is used figuratively to refer to all the Amalekites. (See: synecdoche)</w:t>
+        <w:t xml:space="preserve">Sometimes the term “Amalek” is used figuratively to refer to all the Amalekites. (See: </w:t>
+      </w:r>
+      <w:r>
+        <w:rPr>
+          <w:lang w:val="en_US" w:bidi="en_US"/>
+        </w:rPr>
+        <w:t>synecdoche</w:t>
+      </w:r>
+      <w:r>
+        <w:rPr>
+          <w:lang w:val="en_US" w:bidi="en_US"/>
+        </w:rPr>
+        <w:t>)</w:t>
       </w:r>
       <w:r>
         <w:rPr>
@@ -15478,7 +15718,19 @@
         <w:rPr>
           <w:lang w:val="en_US" w:bidi="en_US"/>
         </w:rPr>
-        <w:t>(Translation suggestions: Translate Names)</w:t>
+        <w:t xml:space="preserve">(Translation suggestions: </w:t>
+      </w:r>
+      <w:r>
+        <w:rPr>
+          <w:lang w:val="en_US" w:bidi="en_US"/>
+        </w:rPr>
+        <w:t>Translate Names</w:t>
+      </w:r>
+      <w:r>
+        <w:rPr>
+          <w:lang w:val="en_US" w:bidi="en_US"/>
+        </w:rPr>
+        <w:t>)</w:t>
       </w:r>
       <w:r>
         <w:rPr>
@@ -15955,7 +16207,19 @@
         <w:rPr>
           <w:lang w:val="en_US" w:bidi="en_US"/>
         </w:rPr>
-        <w:t>(Translation suggestions: Translate Names)</w:t>
+        <w:t xml:space="preserve">(Translation suggestions: </w:t>
+      </w:r>
+      <w:r>
+        <w:rPr>
+          <w:lang w:val="en_US" w:bidi="en_US"/>
+        </w:rPr>
+        <w:t>Translate Names</w:t>
+      </w:r>
+      <w:r>
+        <w:rPr>
+          <w:lang w:val="en_US" w:bidi="en_US"/>
+        </w:rPr>
+        <w:t>)</w:t>
       </w:r>
       <w:r>
         <w:rPr>
@@ -16855,7 +17119,19 @@
         <w:rPr>
           <w:lang w:val="en_US" w:bidi="en_US"/>
         </w:rPr>
-        <w:t>(Translation suggestions: How to Translate Names)</w:t>
+        <w:t xml:space="preserve">(Translation suggestions: </w:t>
+      </w:r>
+      <w:r>
+        <w:rPr>
+          <w:lang w:val="en_US" w:bidi="en_US"/>
+        </w:rPr>
+        <w:t>How to Translate Names</w:t>
+      </w:r>
+      <w:r>
+        <w:rPr>
+          <w:lang w:val="en_US" w:bidi="en_US"/>
+        </w:rPr>
+        <w:t>)</w:t>
       </w:r>
       <w:r>
         <w:rPr>
@@ -18159,7 +18435,19 @@
         <w:rPr>
           <w:lang w:val="en_US" w:bidi="en_US"/>
         </w:rPr>
-        <w:t>(Translation suggestions: Translate Names)</w:t>
+        <w:t xml:space="preserve">(Translation suggestions: </w:t>
+      </w:r>
+      <w:r>
+        <w:rPr>
+          <w:lang w:val="en_US" w:bidi="en_US"/>
+        </w:rPr>
+        <w:t>Translate Names</w:t>
+      </w:r>
+      <w:r>
+        <w:rPr>
+          <w:lang w:val="en_US" w:bidi="en_US"/>
+        </w:rPr>
+        <w:t>)</w:t>
       </w:r>
       <w:r>
         <w:rPr>
@@ -18475,7 +18763,19 @@
         <w:rPr>
           <w:lang w:val="en_US" w:bidi="en_US"/>
         </w:rPr>
-        <w:t>(Translation suggestions: How to Translate Names)</w:t>
+        <w:t xml:space="preserve">(Translation suggestions: </w:t>
+      </w:r>
+      <w:r>
+        <w:rPr>
+          <w:lang w:val="en_US" w:bidi="en_US"/>
+        </w:rPr>
+        <w:t>How to Translate Names</w:t>
+      </w:r>
+      <w:r>
+        <w:rPr>
+          <w:lang w:val="en_US" w:bidi="en_US"/>
+        </w:rPr>
+        <w:t>)</w:t>
       </w:r>
       <w:r>
         <w:rPr>
@@ -18878,7 +19178,19 @@
         <w:rPr>
           <w:lang w:val="en_US" w:bidi="en_US"/>
         </w:rPr>
-        <w:t>(Translation suggestions: How to Translate Names)</w:t>
+        <w:t xml:space="preserve">(Translation suggestions: </w:t>
+      </w:r>
+      <w:r>
+        <w:rPr>
+          <w:lang w:val="en_US" w:bidi="en_US"/>
+        </w:rPr>
+        <w:t>How to Translate Names</w:t>
+      </w:r>
+      <w:r>
+        <w:rPr>
+          <w:lang w:val="en_US" w:bidi="en_US"/>
+        </w:rPr>
+        <w:t>)</w:t>
       </w:r>
       <w:r>
         <w:rPr>
@@ -19105,7 +19417,19 @@
         <w:rPr>
           <w:lang w:val="en_US" w:bidi="en_US"/>
         </w:rPr>
-        <w:t>(Translation suggestions: How to Translate Names)</w:t>
+        <w:t xml:space="preserve">(Translation suggestions: </w:t>
+      </w:r>
+      <w:r>
+        <w:rPr>
+          <w:lang w:val="en_US" w:bidi="en_US"/>
+        </w:rPr>
+        <w:t>How to Translate Names</w:t>
+      </w:r>
+      <w:r>
+        <w:rPr>
+          <w:lang w:val="en_US" w:bidi="en_US"/>
+        </w:rPr>
+        <w:t>)</w:t>
       </w:r>
       <w:r>
         <w:rPr>
@@ -19768,7 +20092,19 @@
         <w:rPr>
           <w:lang w:val="en_US" w:bidi="en_US"/>
         </w:rPr>
-        <w:t>(See also: How to Translate Unknowns)</w:t>
+        <w:t xml:space="preserve">(See also: </w:t>
+      </w:r>
+      <w:r>
+        <w:rPr>
+          <w:lang w:val="en_US" w:bidi="en_US"/>
+        </w:rPr>
+        <w:t>How to Translate Unknowns</w:t>
+      </w:r>
+      <w:r>
+        <w:rPr>
+          <w:lang w:val="en_US" w:bidi="en_US"/>
+        </w:rPr>
+        <w:t>)</w:t>
       </w:r>
       <w:r>
         <w:rPr>
@@ -21010,7 +21346,19 @@
         <w:rPr>
           <w:lang w:val="en_US" w:bidi="en_US"/>
         </w:rPr>
-        <w:t>(Translation suggestions: How to Translate Names)</w:t>
+        <w:t xml:space="preserve">(Translation suggestions: </w:t>
+      </w:r>
+      <w:r>
+        <w:rPr>
+          <w:lang w:val="en_US" w:bidi="en_US"/>
+        </w:rPr>
+        <w:t>How to Translate Names</w:t>
+      </w:r>
+      <w:r>
+        <w:rPr>
+          <w:lang w:val="en_US" w:bidi="en_US"/>
+        </w:rPr>
+        <w:t>)</w:t>
       </w:r>
       <w:r>
         <w:rPr>
@@ -21261,7 +21609,19 @@
         <w:rPr>
           <w:lang w:val="en_US" w:bidi="en_US"/>
         </w:rPr>
-        <w:t>The term “anoint” means to rub or pour oil on a person or object. In biblical times, there were several reasons for anointing someone with oil. Often this was a Symbolic Action, representing God empowering that person with the Holy Spirit for special service to him.</w:t>
+        <w:t xml:space="preserve">The term “anoint” means to rub or pour oil on a person or object. In biblical times, there were several reasons for anointing someone with oil. Often this was a </w:t>
+      </w:r>
+      <w:r>
+        <w:rPr>
+          <w:lang w:val="en_US" w:bidi="en_US"/>
+        </w:rPr>
+        <w:t>Symbolic Action</w:t>
+      </w:r>
+      <w:r>
+        <w:rPr>
+          <w:lang w:val="en_US" w:bidi="en_US"/>
+        </w:rPr>
+        <w:t>, representing God empowering that person with the Holy Spirit for special service to him.</w:t>
       </w:r>
       <w:r>
         <w:rPr>
@@ -22179,7 +22539,19 @@
         <w:rPr>
           <w:lang w:val="en_US" w:bidi="en_US"/>
         </w:rPr>
-        <w:t>Also consider how this term is translated in a Bible translation in a local or national language. (See: How to Translate Unknowns)</w:t>
+        <w:t xml:space="preserve">Also consider how this term is translated in a Bible translation in a local or national language. (See: </w:t>
+      </w:r>
+      <w:r>
+        <w:rPr>
+          <w:lang w:val="en_US" w:bidi="en_US"/>
+        </w:rPr>
+        <w:t>How to Translate Unknowns</w:t>
+      </w:r>
+      <w:r>
+        <w:rPr>
+          <w:lang w:val="en_US" w:bidi="en_US"/>
+        </w:rPr>
+        <w:t>)</w:t>
       </w:r>
       <w:r>
         <w:rPr>
@@ -22556,7 +22928,19 @@
         <w:rPr>
           <w:lang w:val="en_US" w:bidi="en_US"/>
         </w:rPr>
-        <w:t>(Translation suggestions: How to Translate Names)</w:t>
+        <w:t xml:space="preserve">(Translation suggestions: </w:t>
+      </w:r>
+      <w:r>
+        <w:rPr>
+          <w:lang w:val="en_US" w:bidi="en_US"/>
+        </w:rPr>
+        <w:t>How to Translate Names</w:t>
+      </w:r>
+      <w:r>
+        <w:rPr>
+          <w:lang w:val="en_US" w:bidi="en_US"/>
+        </w:rPr>
+        <w:t>)</w:t>
       </w:r>
       <w:r>
         <w:rPr>
@@ -23011,7 +23395,19 @@
         <w:rPr>
           <w:lang w:val="en_US" w:bidi="en_US"/>
         </w:rPr>
-        <w:t>(Translation suggestions: How to Translate Names)</w:t>
+        <w:t xml:space="preserve">(Translation suggestions: </w:t>
+      </w:r>
+      <w:r>
+        <w:rPr>
+          <w:lang w:val="en_US" w:bidi="en_US"/>
+        </w:rPr>
+        <w:t>How to Translate Names</w:t>
+      </w:r>
+      <w:r>
+        <w:rPr>
+          <w:lang w:val="en_US" w:bidi="en_US"/>
+        </w:rPr>
+        <w:t>)</w:t>
       </w:r>
       <w:r>
         <w:rPr>
@@ -23478,7 +23874,19 @@
         <w:rPr>
           <w:lang w:val="en_US" w:bidi="en_US"/>
         </w:rPr>
-        <w:t>Also consider how this term was translated in a Bible translation in a local or national language. (See How to Translate Unknowns)</w:t>
+        <w:t xml:space="preserve">Also consider how this term was translated in a Bible translation in a local or national language. (See </w:t>
+      </w:r>
+      <w:r>
+        <w:rPr>
+          <w:lang w:val="en_US" w:bidi="en_US"/>
+        </w:rPr>
+        <w:t>How to Translate Unknowns</w:t>
+      </w:r>
+      <w:r>
+        <w:rPr>
+          <w:lang w:val="en_US" w:bidi="en_US"/>
+        </w:rPr>
+        <w:t>)</w:t>
       </w:r>
       <w:r>
         <w:rPr>
@@ -24586,7 +24994,19 @@
         <w:rPr>
           <w:lang w:val="en_US" w:bidi="en_US"/>
         </w:rPr>
-        <w:t>(Translation suggestions: How to Translate Names)</w:t>
+        <w:t xml:space="preserve">(Translation suggestions: </w:t>
+      </w:r>
+      <w:r>
+        <w:rPr>
+          <w:lang w:val="en_US" w:bidi="en_US"/>
+        </w:rPr>
+        <w:t>How to Translate Names</w:t>
+      </w:r>
+      <w:r>
+        <w:rPr>
+          <w:lang w:val="en_US" w:bidi="en_US"/>
+        </w:rPr>
+        <w:t>)</w:t>
       </w:r>
       <w:r>
         <w:rPr>
@@ -24970,7 +25390,19 @@
         <w:rPr>
           <w:lang w:val="en_US" w:bidi="en_US"/>
         </w:rPr>
-        <w:t>(Translation suggestions: Translate Names)</w:t>
+        <w:t xml:space="preserve">(Translation suggestions: </w:t>
+      </w:r>
+      <w:r>
+        <w:rPr>
+          <w:lang w:val="en_US" w:bidi="en_US"/>
+        </w:rPr>
+        <w:t>Translate Names</w:t>
+      </w:r>
+      <w:r>
+        <w:rPr>
+          <w:lang w:val="en_US" w:bidi="en_US"/>
+        </w:rPr>
+        <w:t>)</w:t>
       </w:r>
       <w:r>
         <w:rPr>
@@ -25482,7 +25914,19 @@
         <w:rPr>
           <w:lang w:val="en_US" w:bidi="en_US"/>
         </w:rPr>
-        <w:t>(Translation suggestions: How to Translate Names)</w:t>
+        <w:t xml:space="preserve">(Translation suggestions: </w:t>
+      </w:r>
+      <w:r>
+        <w:rPr>
+          <w:lang w:val="en_US" w:bidi="en_US"/>
+        </w:rPr>
+        <w:t>How to Translate Names</w:t>
+      </w:r>
+      <w:r>
+        <w:rPr>
+          <w:lang w:val="en_US" w:bidi="en_US"/>
+        </w:rPr>
+        <w:t>)</w:t>
       </w:r>
       <w:r>
         <w:rPr>
@@ -26028,7 +26472,19 @@
         <w:rPr>
           <w:lang w:val="en_US" w:bidi="en_US"/>
         </w:rPr>
-        <w:t>(Translation suggestions: How to Translate Names)</w:t>
+        <w:t xml:space="preserve">(Translation suggestions: </w:t>
+      </w:r>
+      <w:r>
+        <w:rPr>
+          <w:lang w:val="en_US" w:bidi="en_US"/>
+        </w:rPr>
+        <w:t>How to Translate Names</w:t>
+      </w:r>
+      <w:r>
+        <w:rPr>
+          <w:lang w:val="en_US" w:bidi="en_US"/>
+        </w:rPr>
+        <w:t>)</w:t>
       </w:r>
       <w:r>
         <w:rPr>
@@ -26505,7 +26961,19 @@
         <w:rPr>
           <w:lang w:val="en_US" w:bidi="en_US"/>
         </w:rPr>
-        <w:t>(Translation suggestions: How to Translate Names)</w:t>
+        <w:t xml:space="preserve">(Translation suggestions: </w:t>
+      </w:r>
+      <w:r>
+        <w:rPr>
+          <w:lang w:val="en_US" w:bidi="en_US"/>
+        </w:rPr>
+        <w:t>How to Translate Names</w:t>
+      </w:r>
+      <w:r>
+        <w:rPr>
+          <w:lang w:val="en_US" w:bidi="en_US"/>
+        </w:rPr>
+        <w:t>)</w:t>
       </w:r>
       <w:r>
         <w:rPr>
@@ -29081,7 +29549,19 @@
         <w:rPr>
           <w:lang w:val="en_US" w:bidi="en_US"/>
         </w:rPr>
-        <w:t>(Translation suggestions: Translate Names)</w:t>
+        <w:t xml:space="preserve">(Translation suggestions: </w:t>
+      </w:r>
+      <w:r>
+        <w:rPr>
+          <w:lang w:val="en_US" w:bidi="en_US"/>
+        </w:rPr>
+        <w:t>Translate Names</w:t>
+      </w:r>
+      <w:r>
+        <w:rPr>
+          <w:lang w:val="en_US" w:bidi="en_US"/>
+        </w:rPr>
+        <w:t>)</w:t>
       </w:r>
       <w:r>
         <w:rPr>
@@ -29501,7 +29981,19 @@
         <w:rPr>
           <w:lang w:val="en_US" w:bidi="en_US"/>
         </w:rPr>
-        <w:t>(Translation suggestions: Translate Names)</w:t>
+        <w:t xml:space="preserve">(Translation suggestions: </w:t>
+      </w:r>
+      <w:r>
+        <w:rPr>
+          <w:lang w:val="en_US" w:bidi="en_US"/>
+        </w:rPr>
+        <w:t>Translate Names</w:t>
+      </w:r>
+      <w:r>
+        <w:rPr>
+          <w:lang w:val="en_US" w:bidi="en_US"/>
+        </w:rPr>
+        <w:t>)</w:t>
       </w:r>
       <w:r>
         <w:rPr>
@@ -29876,7 +30368,19 @@
         <w:rPr>
           <w:lang w:val="en_US" w:bidi="en_US"/>
         </w:rPr>
-        <w:t>(Translation suggestions: Translate Names)</w:t>
+        <w:t xml:space="preserve">(Translation suggestions: </w:t>
+      </w:r>
+      <w:r>
+        <w:rPr>
+          <w:lang w:val="en_US" w:bidi="en_US"/>
+        </w:rPr>
+        <w:t>Translate Names</w:t>
+      </w:r>
+      <w:r>
+        <w:rPr>
+          <w:lang w:val="en_US" w:bidi="en_US"/>
+        </w:rPr>
+        <w:t>)</w:t>
       </w:r>
       <w:r>
         <w:rPr>
@@ -30296,7 +30800,19 @@
         <w:rPr>
           <w:lang w:val="en_US" w:bidi="en_US"/>
         </w:rPr>
-        <w:t>(Translation suggestions: How to Translate Names)</w:t>
+        <w:t xml:space="preserve">(Translation suggestions: </w:t>
+      </w:r>
+      <w:r>
+        <w:rPr>
+          <w:lang w:val="en_US" w:bidi="en_US"/>
+        </w:rPr>
+        <w:t>How to Translate Names</w:t>
+      </w:r>
+      <w:r>
+        <w:rPr>
+          <w:lang w:val="en_US" w:bidi="en_US"/>
+        </w:rPr>
+        <w:t>)</w:t>
       </w:r>
       <w:r>
         <w:rPr>
@@ -30739,7 +31255,19 @@
         <w:rPr>
           <w:lang w:val="en_US" w:bidi="en_US"/>
         </w:rPr>
-        <w:t>(Translation suggestions: How to Translate Names)</w:t>
+        <w:t xml:space="preserve">(Translation suggestions: </w:t>
+      </w:r>
+      <w:r>
+        <w:rPr>
+          <w:lang w:val="en_US" w:bidi="en_US"/>
+        </w:rPr>
+        <w:t>How to Translate Names</w:t>
+      </w:r>
+      <w:r>
+        <w:rPr>
+          <w:lang w:val="en_US" w:bidi="en_US"/>
+        </w:rPr>
+        <w:t>)</w:t>
       </w:r>
       <w:r>
         <w:rPr>
@@ -31604,7 +32132,19 @@
         <w:rPr>
           <w:lang w:val="en_US" w:bidi="en_US"/>
         </w:rPr>
-        <w:t>(Translation suggestions: Translate Names)</w:t>
+        <w:t xml:space="preserve">(Translation suggestions: </w:t>
+      </w:r>
+      <w:r>
+        <w:rPr>
+          <w:lang w:val="en_US" w:bidi="en_US"/>
+        </w:rPr>
+        <w:t>Translate Names</w:t>
+      </w:r>
+      <w:r>
+        <w:rPr>
+          <w:lang w:val="en_US" w:bidi="en_US"/>
+        </w:rPr>
+        <w:t>)</w:t>
       </w:r>
       <w:r>
         <w:rPr>
@@ -32070,7 +32610,19 @@
         <w:rPr>
           <w:lang w:val="en_US" w:bidi="en_US"/>
         </w:rPr>
-        <w:t>(Translation suggestions: How to Translate Names)</w:t>
+        <w:t xml:space="preserve">(Translation suggestions: </w:t>
+      </w:r>
+      <w:r>
+        <w:rPr>
+          <w:lang w:val="en_US" w:bidi="en_US"/>
+        </w:rPr>
+        <w:t>How to Translate Names</w:t>
+      </w:r>
+      <w:r>
+        <w:rPr>
+          <w:lang w:val="en_US" w:bidi="en_US"/>
+        </w:rPr>
+        <w:t>)</w:t>
       </w:r>
       <w:r>
         <w:rPr>
@@ -32659,7 +33211,19 @@
         <w:rPr>
           <w:lang w:val="en_US" w:bidi="en_US"/>
         </w:rPr>
-        <w:t>The phrase, “all the assembly” could be translated as “all the people” or “the whole group of Israelites” or “everyone.” (See: hyperbole)</w:t>
+        <w:t xml:space="preserve">The phrase, “all the assembly” could be translated as “all the people” or “the whole group of Israelites” or “everyone.” (See: </w:t>
+      </w:r>
+      <w:r>
+        <w:rPr>
+          <w:lang w:val="en_US" w:bidi="en_US"/>
+        </w:rPr>
+        <w:t>hyperbole</w:t>
+      </w:r>
+      <w:r>
+        <w:rPr>
+          <w:lang w:val="en_US" w:bidi="en_US"/>
+        </w:rPr>
+        <w:t>)</w:t>
       </w:r>
       <w:r>
         <w:rPr>
@@ -33139,7 +33703,19 @@
         <w:rPr>
           <w:lang w:val="en_US" w:bidi="en_US"/>
         </w:rPr>
-        <w:t>(Translation suggestions: Translate Names)</w:t>
+        <w:t xml:space="preserve">(Translation suggestions: </w:t>
+      </w:r>
+      <w:r>
+        <w:rPr>
+          <w:lang w:val="en_US" w:bidi="en_US"/>
+        </w:rPr>
+        <w:t>Translate Names</w:t>
+      </w:r>
+      <w:r>
+        <w:rPr>
+          <w:lang w:val="en_US" w:bidi="en_US"/>
+        </w:rPr>
+        <w:t>)</w:t>
       </w:r>
       <w:r>
         <w:rPr>
@@ -34537,7 +35113,19 @@
         <w:rPr>
           <w:lang w:val="en_US" w:bidi="en_US"/>
         </w:rPr>
-        <w:t>(Translation suggestions: How to Translate Names)</w:t>
+        <w:t xml:space="preserve">(Translation suggestions: </w:t>
+      </w:r>
+      <w:r>
+        <w:rPr>
+          <w:lang w:val="en_US" w:bidi="en_US"/>
+        </w:rPr>
+        <w:t>How to Translate Names</w:t>
+      </w:r>
+      <w:r>
+        <w:rPr>
+          <w:lang w:val="en_US" w:bidi="en_US"/>
+        </w:rPr>
+        <w:t>)</w:t>
       </w:r>
       <w:r>
         <w:rPr>
@@ -37967,7 +38555,19 @@
         <w:rPr>
           <w:lang w:val="en_US" w:bidi="en_US"/>
         </w:rPr>
-        <w:t>(Translation suggestions: Translate Names)</w:t>
+        <w:t xml:space="preserve">(Translation suggestions: </w:t>
+      </w:r>
+      <w:r>
+        <w:rPr>
+          <w:lang w:val="en_US" w:bidi="en_US"/>
+        </w:rPr>
+        <w:t>Translate Names</w:t>
+      </w:r>
+      <w:r>
+        <w:rPr>
+          <w:lang w:val="en_US" w:bidi="en_US"/>
+        </w:rPr>
+        <w:t>)</w:t>
       </w:r>
       <w:r>
         <w:rPr>
